--- a/Отчет_ЛР1_СироткинАМ_СКБ231.docx
+++ b/Отчет_ЛР1_СироткинАМ_СКБ231.docx
@@ -296,6 +296,7 @@
             <w:pPr>
               <w:pStyle w:val="Normal"/>
               <w:widowControl/>
+              <w:suppressAutoHyphens w:val="true"/>
               <w:spacing w:lineRule="auto" w:line="240" w:before="0" w:after="0"/>
               <w:jc w:val="start"/>
               <w:rPr>
@@ -327,6 +328,7 @@
             <w:pPr>
               <w:pStyle w:val="Normal"/>
               <w:widowControl/>
+              <w:suppressAutoHyphens w:val="true"/>
               <w:spacing w:lineRule="auto" w:line="240" w:before="0" w:after="0"/>
               <w:jc w:val="start"/>
               <w:rPr>
@@ -361,6 +363,7 @@
             <w:pPr>
               <w:pStyle w:val="Normal"/>
               <w:widowControl/>
+              <w:suppressAutoHyphens w:val="true"/>
               <w:spacing w:lineRule="auto" w:line="240" w:before="0" w:after="0"/>
               <w:jc w:val="start"/>
               <w:rPr>
@@ -392,10 +395,12 @@
             <w:pPr>
               <w:pStyle w:val="Normal"/>
               <w:widowControl/>
+              <w:suppressAutoHyphens w:val="true"/>
               <w:spacing w:lineRule="auto" w:line="240" w:before="0" w:after="0"/>
               <w:jc w:val="start"/>
               <w:rPr>
-                <w:rFonts w:ascii="Cambria" w:hAnsi="Cambria" w:eastAsia="ＭＳ 明朝" w:cs=""/>
+                <w:rFonts w:eastAsia="ＭＳ 明朝" w:cs=""/>
+                <w:color w:val="000000"/>
                 <w:kern w:val="0"/>
                 <w:sz w:val="22"/>
                 <w:szCs w:val="22"/>
@@ -404,13 +409,30 @@
             </w:pPr>
             <w:r>
               <w:rPr>
+                <w:rFonts w:eastAsia="ＭＳ 明朝" w:cs="" w:ascii="Monaspace Neon;ui-monospace;SFMono-Regular;SF Mono;Menlo;Consolas;Liberation Mono;monospace" w:hAnsi="Monaspace Neon;ui-monospace;SFMono-Regular;SF Mono;Menlo;Consolas;Liberation Mono;monospace"/>
+                <w:b w:val="false"/>
+                <w:i w:val="false"/>
+                <w:caps w:val="false"/>
+                <w:smallCaps w:val="false"/>
+                <w:color w:val="000000"/>
+                <w:spacing w:val="0"/>
+                <w:kern w:val="0"/>
+                <w:sz w:val="20"/>
+                <w:szCs w:val="22"/>
+                <w:lang w:val="en-US" w:eastAsia="en-US" w:bidi="ar-SA"/>
+              </w:rPr>
+              <w:t>22.8042</w:t>
+            </w:r>
+            <w:r>
+              <w:rPr>
                 <w:rFonts w:eastAsia="ＭＳ 明朝" w:cs=""/>
+                <w:color w:val="000000"/>
                 <w:kern w:val="0"/>
                 <w:sz w:val="22"/>
                 <w:szCs w:val="22"/>
                 <w:lang w:val="en-US" w:eastAsia="en-US" w:bidi="ar-SA"/>
               </w:rPr>
-              <w:t>13.7154 с</w:t>
+              <w:t xml:space="preserve">  с</w:t>
             </w:r>
           </w:p>
         </w:tc>
@@ -426,6 +448,7 @@
             <w:pPr>
               <w:pStyle w:val="Normal"/>
               <w:widowControl/>
+              <w:suppressAutoHyphens w:val="true"/>
               <w:spacing w:lineRule="auto" w:line="240" w:before="0" w:after="0"/>
               <w:jc w:val="start"/>
               <w:rPr>
@@ -457,10 +480,12 @@
             <w:pPr>
               <w:pStyle w:val="Normal"/>
               <w:widowControl/>
+              <w:suppressAutoHyphens w:val="true"/>
               <w:spacing w:lineRule="auto" w:line="240" w:before="0" w:after="0"/>
               <w:jc w:val="start"/>
               <w:rPr>
-                <w:rFonts w:ascii="Cambria" w:hAnsi="Cambria" w:eastAsia="ＭＳ 明朝" w:cs=""/>
+                <w:rFonts w:eastAsia="ＭＳ 明朝" w:cs=""/>
+                <w:color w:val="000000"/>
                 <w:kern w:val="0"/>
                 <w:sz w:val="22"/>
                 <w:szCs w:val="22"/>
@@ -469,13 +494,30 @@
             </w:pPr>
             <w:r>
               <w:rPr>
+                <w:rFonts w:eastAsia="ＭＳ 明朝" w:cs="" w:ascii="Monaspace Neon;ui-monospace;SFMono-Regular;SF Mono;Menlo;Consolas;Liberation Mono;monospace" w:hAnsi="Monaspace Neon;ui-monospace;SFMono-Regular;SF Mono;Menlo;Consolas;Liberation Mono;monospace"/>
+                <w:b w:val="false"/>
+                <w:i w:val="false"/>
+                <w:caps w:val="false"/>
+                <w:smallCaps w:val="false"/>
+                <w:color w:val="000000"/>
+                <w:spacing w:val="0"/>
+                <w:kern w:val="0"/>
+                <w:sz w:val="20"/>
+                <w:szCs w:val="22"/>
+                <w:lang w:val="en-US" w:eastAsia="en-US" w:bidi="ar-SA"/>
+              </w:rPr>
+              <w:t>71.0709</w:t>
+            </w:r>
+            <w:r>
+              <w:rPr>
                 <w:rFonts w:eastAsia="ＭＳ 明朝" w:cs=""/>
+                <w:color w:val="000000"/>
                 <w:kern w:val="0"/>
                 <w:sz w:val="22"/>
                 <w:szCs w:val="22"/>
                 <w:lang w:val="en-US" w:eastAsia="en-US" w:bidi="ar-SA"/>
               </w:rPr>
-              <w:t>31.3492 с</w:t>
+              <w:t xml:space="preserve">  с</w:t>
             </w:r>
           </w:p>
         </w:tc>
@@ -491,6 +533,7 @@
             <w:pPr>
               <w:pStyle w:val="Normal"/>
               <w:widowControl/>
+              <w:suppressAutoHyphens w:val="true"/>
               <w:spacing w:lineRule="auto" w:line="240" w:before="0" w:after="0"/>
               <w:jc w:val="start"/>
               <w:rPr>
@@ -522,10 +565,12 @@
             <w:pPr>
               <w:pStyle w:val="Normal"/>
               <w:widowControl/>
+              <w:suppressAutoHyphens w:val="true"/>
               <w:spacing w:lineRule="auto" w:line="240" w:before="0" w:after="0"/>
               <w:jc w:val="start"/>
               <w:rPr>
-                <w:rFonts w:ascii="Cambria" w:hAnsi="Cambria" w:eastAsia="ＭＳ 明朝" w:cs=""/>
+                <w:rFonts w:eastAsia="ＭＳ 明朝" w:cs=""/>
+                <w:color w:val="000000"/>
                 <w:kern w:val="0"/>
                 <w:sz w:val="22"/>
                 <w:szCs w:val="22"/>
@@ -534,13 +579,30 @@
             </w:pPr>
             <w:r>
               <w:rPr>
+                <w:rFonts w:eastAsia="ＭＳ 明朝" w:cs="" w:ascii="Monaspace Neon;ui-monospace;SFMono-Regular;SF Mono;Menlo;Consolas;Liberation Mono;monospace" w:hAnsi="Monaspace Neon;ui-monospace;SFMono-Regular;SF Mono;Menlo;Consolas;Liberation Mono;monospace"/>
+                <w:b w:val="false"/>
+                <w:i w:val="false"/>
+                <w:caps w:val="false"/>
+                <w:smallCaps w:val="false"/>
+                <w:color w:val="000000"/>
+                <w:spacing w:val="0"/>
+                <w:kern w:val="0"/>
+                <w:sz w:val="20"/>
+                <w:szCs w:val="22"/>
+                <w:lang w:val="en-US" w:eastAsia="en-US" w:bidi="ar-SA"/>
+              </w:rPr>
+              <w:t>0.0454</w:t>
+            </w:r>
+            <w:r>
+              <w:rPr>
                 <w:rFonts w:eastAsia="ＭＳ 明朝" w:cs=""/>
+                <w:color w:val="000000"/>
                 <w:kern w:val="0"/>
                 <w:sz w:val="22"/>
                 <w:szCs w:val="22"/>
                 <w:lang w:val="en-US" w:eastAsia="en-US" w:bidi="ar-SA"/>
               </w:rPr>
-              <w:t>0.0219027 с</w:t>
+              <w:t xml:space="preserve">  с</w:t>
             </w:r>
           </w:p>
         </w:tc>
@@ -556,6 +618,7 @@
             <w:pPr>
               <w:pStyle w:val="Normal"/>
               <w:widowControl/>
+              <w:suppressAutoHyphens w:val="true"/>
               <w:spacing w:lineRule="auto" w:line="240" w:before="0" w:after="0"/>
               <w:jc w:val="start"/>
               <w:rPr>
@@ -587,10 +650,12 @@
             <w:pPr>
               <w:pStyle w:val="Normal"/>
               <w:widowControl/>
+              <w:suppressAutoHyphens w:val="true"/>
               <w:spacing w:lineRule="auto" w:line="240" w:before="0" w:after="0"/>
               <w:jc w:val="start"/>
               <w:rPr>
-                <w:rFonts w:ascii="Cambria" w:hAnsi="Cambria" w:eastAsia="ＭＳ 明朝" w:cs=""/>
+                <w:rFonts w:eastAsia="ＭＳ 明朝" w:cs=""/>
+                <w:color w:val="000000"/>
                 <w:kern w:val="0"/>
                 <w:sz w:val="22"/>
                 <w:szCs w:val="22"/>
@@ -599,13 +664,30 @@
             </w:pPr>
             <w:r>
               <w:rPr>
+                <w:rFonts w:eastAsia="ＭＳ 明朝" w:cs="" w:ascii="Monaspace Neon;ui-monospace;SFMono-Regular;SF Mono;Menlo;Consolas;Liberation Mono;monospace" w:hAnsi="Monaspace Neon;ui-monospace;SFMono-Regular;SF Mono;Menlo;Consolas;Liberation Mono;monospace"/>
+                <w:b w:val="false"/>
+                <w:i w:val="false"/>
+                <w:caps w:val="false"/>
+                <w:smallCaps w:val="false"/>
+                <w:color w:val="000000"/>
+                <w:spacing w:val="0"/>
+                <w:kern w:val="0"/>
+                <w:sz w:val="20"/>
+                <w:szCs w:val="22"/>
+                <w:lang w:val="en-US" w:eastAsia="en-US" w:bidi="ar-SA"/>
+              </w:rPr>
+              <w:t>0.0309</w:t>
+            </w:r>
+            <w:r>
+              <w:rPr>
                 <w:rFonts w:eastAsia="ＭＳ 明朝" w:cs=""/>
+                <w:color w:val="000000"/>
                 <w:kern w:val="0"/>
                 <w:sz w:val="22"/>
                 <w:szCs w:val="22"/>
                 <w:lang w:val="en-US" w:eastAsia="en-US" w:bidi="ar-SA"/>
               </w:rPr>
-              <w:t>0.0147317 с</w:t>
+              <w:t xml:space="preserve">  с</w:t>
             </w:r>
           </w:p>
         </w:tc>
@@ -763,25 +845,7 @@
         <w:rPr>
           <w:lang w:val="ru-RU"/>
         </w:rPr>
-        <w:t xml:space="preserve"> </w:t>
-      </w:r>
-      <w:r>
-        <w:rPr>
-          <w:lang w:val="ru-RU"/>
-        </w:rPr>
-        <w:t>выгружен</w:t>
-      </w:r>
-      <w:r>
-        <w:rPr>
-          <w:lang w:val="ru-RU"/>
-        </w:rPr>
-        <w:t xml:space="preserve"> </w:t>
-      </w:r>
-      <w:r>
-        <w:rPr>
-          <w:lang w:val="ru-RU"/>
-        </w:rPr>
-        <w:t xml:space="preserve">на </w:t>
+        <w:t xml:space="preserve"> выгружен на </w:t>
       </w:r>
       <w:hyperlink r:id="rId2">
         <w:r>
@@ -976,6 +1040,7 @@
         </w:tabs>
         <w:ind w:start="1080" w:hanging="360"/>
       </w:pPr>
+      <w:rPr/>
     </w:lvl>
     <w:lvl w:ilvl="2">
       <w:start w:val="1"/>
@@ -988,6 +1053,7 @@
         </w:tabs>
         <w:ind w:start="1440" w:hanging="360"/>
       </w:pPr>
+      <w:rPr/>
     </w:lvl>
     <w:lvl w:ilvl="3">
       <w:start w:val="1"/>
@@ -1000,6 +1066,7 @@
         </w:tabs>
         <w:ind w:start="1800" w:hanging="360"/>
       </w:pPr>
+      <w:rPr/>
     </w:lvl>
     <w:lvl w:ilvl="4">
       <w:start w:val="1"/>
@@ -1012,6 +1079,7 @@
         </w:tabs>
         <w:ind w:start="2160" w:hanging="360"/>
       </w:pPr>
+      <w:rPr/>
     </w:lvl>
     <w:lvl w:ilvl="5">
       <w:start w:val="1"/>
@@ -1024,6 +1092,7 @@
         </w:tabs>
         <w:ind w:start="2520" w:hanging="360"/>
       </w:pPr>
+      <w:rPr/>
     </w:lvl>
     <w:lvl w:ilvl="6">
       <w:start w:val="1"/>
@@ -1036,6 +1105,7 @@
         </w:tabs>
         <w:ind w:start="2880" w:hanging="360"/>
       </w:pPr>
+      <w:rPr/>
     </w:lvl>
     <w:lvl w:ilvl="7">
       <w:start w:val="1"/>
@@ -1048,6 +1118,7 @@
         </w:tabs>
         <w:ind w:start="3240" w:hanging="360"/>
       </w:pPr>
+      <w:rPr/>
     </w:lvl>
     <w:lvl w:ilvl="8">
       <w:start w:val="1"/>
@@ -1060,6 +1131,7 @@
         </w:tabs>
         <w:ind w:start="3600" w:hanging="360"/>
       </w:pPr>
+      <w:rPr/>
     </w:lvl>
   </w:abstractNum>
   <w:abstractNum w:abstractNumId="2">
@@ -1089,6 +1161,7 @@
         </w:tabs>
         <w:ind w:start="1080" w:hanging="360"/>
       </w:pPr>
+      <w:rPr/>
     </w:lvl>
     <w:lvl w:ilvl="2">
       <w:start w:val="1"/>
@@ -1101,6 +1174,7 @@
         </w:tabs>
         <w:ind w:start="1440" w:hanging="360"/>
       </w:pPr>
+      <w:rPr/>
     </w:lvl>
     <w:lvl w:ilvl="3">
       <w:start w:val="1"/>
@@ -1113,6 +1187,7 @@
         </w:tabs>
         <w:ind w:start="1800" w:hanging="360"/>
       </w:pPr>
+      <w:rPr/>
     </w:lvl>
     <w:lvl w:ilvl="4">
       <w:start w:val="1"/>
@@ -1125,6 +1200,7 @@
         </w:tabs>
         <w:ind w:start="2160" w:hanging="360"/>
       </w:pPr>
+      <w:rPr/>
     </w:lvl>
     <w:lvl w:ilvl="5">
       <w:start w:val="1"/>
@@ -1137,6 +1213,7 @@
         </w:tabs>
         <w:ind w:start="2520" w:hanging="360"/>
       </w:pPr>
+      <w:rPr/>
     </w:lvl>
     <w:lvl w:ilvl="6">
       <w:start w:val="1"/>
@@ -1149,6 +1226,7 @@
         </w:tabs>
         <w:ind w:start="2880" w:hanging="360"/>
       </w:pPr>
+      <w:rPr/>
     </w:lvl>
     <w:lvl w:ilvl="7">
       <w:start w:val="1"/>
@@ -1161,6 +1239,7 @@
         </w:tabs>
         <w:ind w:start="3240" w:hanging="360"/>
       </w:pPr>
+      <w:rPr/>
     </w:lvl>
     <w:lvl w:ilvl="8">
       <w:start w:val="1"/>
@@ -1173,6 +1252,7 @@
         </w:tabs>
         <w:ind w:start="3600" w:hanging="360"/>
       </w:pPr>
+      <w:rPr/>
     </w:lvl>
   </w:abstractNum>
   <w:abstractNum w:abstractNumId="3">
@@ -1202,6 +1282,7 @@
         </w:tabs>
         <w:ind w:start="1080" w:hanging="360"/>
       </w:pPr>
+      <w:rPr/>
     </w:lvl>
     <w:lvl w:ilvl="2">
       <w:start w:val="1"/>
@@ -1214,6 +1295,7 @@
         </w:tabs>
         <w:ind w:start="1440" w:hanging="360"/>
       </w:pPr>
+      <w:rPr/>
     </w:lvl>
     <w:lvl w:ilvl="3">
       <w:start w:val="1"/>
@@ -1226,6 +1308,7 @@
         </w:tabs>
         <w:ind w:start="1800" w:hanging="360"/>
       </w:pPr>
+      <w:rPr/>
     </w:lvl>
     <w:lvl w:ilvl="4">
       <w:start w:val="1"/>
@@ -1238,6 +1321,7 @@
         </w:tabs>
         <w:ind w:start="2160" w:hanging="360"/>
       </w:pPr>
+      <w:rPr/>
     </w:lvl>
     <w:lvl w:ilvl="5">
       <w:start w:val="1"/>
@@ -1250,6 +1334,7 @@
         </w:tabs>
         <w:ind w:start="2520" w:hanging="360"/>
       </w:pPr>
+      <w:rPr/>
     </w:lvl>
     <w:lvl w:ilvl="6">
       <w:start w:val="1"/>
@@ -1262,6 +1347,7 @@
         </w:tabs>
         <w:ind w:start="2880" w:hanging="360"/>
       </w:pPr>
+      <w:rPr/>
     </w:lvl>
     <w:lvl w:ilvl="7">
       <w:start w:val="1"/>
@@ -1274,6 +1360,7 @@
         </w:tabs>
         <w:ind w:start="3240" w:hanging="360"/>
       </w:pPr>
+      <w:rPr/>
     </w:lvl>
     <w:lvl w:ilvl="8">
       <w:start w:val="1"/>
@@ -1286,6 +1373,7 @@
         </w:tabs>
         <w:ind w:start="3600" w:hanging="360"/>
       </w:pPr>
+      <w:rPr/>
     </w:lvl>
   </w:abstractNum>
   <w:abstractNum w:abstractNumId="4">
@@ -1313,6 +1401,7 @@
         </w:tabs>
         <w:ind w:start="1080" w:hanging="360"/>
       </w:pPr>
+      <w:rPr/>
     </w:lvl>
     <w:lvl w:ilvl="2">
       <w:start w:val="1"/>
@@ -1325,6 +1414,7 @@
         </w:tabs>
         <w:ind w:start="1440" w:hanging="360"/>
       </w:pPr>
+      <w:rPr/>
     </w:lvl>
     <w:lvl w:ilvl="3">
       <w:start w:val="1"/>
@@ -1337,6 +1427,7 @@
         </w:tabs>
         <w:ind w:start="1800" w:hanging="360"/>
       </w:pPr>
+      <w:rPr/>
     </w:lvl>
     <w:lvl w:ilvl="4">
       <w:start w:val="1"/>
@@ -1349,6 +1440,7 @@
         </w:tabs>
         <w:ind w:start="2160" w:hanging="360"/>
       </w:pPr>
+      <w:rPr/>
     </w:lvl>
     <w:lvl w:ilvl="5">
       <w:start w:val="1"/>
@@ -1361,6 +1453,7 @@
         </w:tabs>
         <w:ind w:start="2520" w:hanging="360"/>
       </w:pPr>
+      <w:rPr/>
     </w:lvl>
     <w:lvl w:ilvl="6">
       <w:start w:val="1"/>
@@ -1373,6 +1466,7 @@
         </w:tabs>
         <w:ind w:start="2880" w:hanging="360"/>
       </w:pPr>
+      <w:rPr/>
     </w:lvl>
     <w:lvl w:ilvl="7">
       <w:start w:val="1"/>
@@ -1385,6 +1479,7 @@
         </w:tabs>
         <w:ind w:start="3240" w:hanging="360"/>
       </w:pPr>
+      <w:rPr/>
     </w:lvl>
     <w:lvl w:ilvl="8">
       <w:start w:val="1"/>
@@ -1397,6 +1492,7 @@
         </w:tabs>
         <w:ind w:start="3600" w:hanging="360"/>
       </w:pPr>
+      <w:rPr/>
     </w:lvl>
   </w:abstractNum>
   <w:abstractNum w:abstractNumId="5">
@@ -1424,6 +1520,7 @@
         </w:tabs>
         <w:ind w:start="1080" w:hanging="360"/>
       </w:pPr>
+      <w:rPr/>
     </w:lvl>
     <w:lvl w:ilvl="2">
       <w:start w:val="1"/>
@@ -1436,6 +1533,7 @@
         </w:tabs>
         <w:ind w:start="1440" w:hanging="360"/>
       </w:pPr>
+      <w:rPr/>
     </w:lvl>
     <w:lvl w:ilvl="3">
       <w:start w:val="1"/>
@@ -1448,6 +1546,7 @@
         </w:tabs>
         <w:ind w:start="1800" w:hanging="360"/>
       </w:pPr>
+      <w:rPr/>
     </w:lvl>
     <w:lvl w:ilvl="4">
       <w:start w:val="1"/>
@@ -1460,6 +1559,7 @@
         </w:tabs>
         <w:ind w:start="2160" w:hanging="360"/>
       </w:pPr>
+      <w:rPr/>
     </w:lvl>
     <w:lvl w:ilvl="5">
       <w:start w:val="1"/>
@@ -1472,6 +1572,7 @@
         </w:tabs>
         <w:ind w:start="2520" w:hanging="360"/>
       </w:pPr>
+      <w:rPr/>
     </w:lvl>
     <w:lvl w:ilvl="6">
       <w:start w:val="1"/>
@@ -1484,6 +1585,7 @@
         </w:tabs>
         <w:ind w:start="2880" w:hanging="360"/>
       </w:pPr>
+      <w:rPr/>
     </w:lvl>
     <w:lvl w:ilvl="7">
       <w:start w:val="1"/>
@@ -1496,6 +1598,7 @@
         </w:tabs>
         <w:ind w:start="3240" w:hanging="360"/>
       </w:pPr>
+      <w:rPr/>
     </w:lvl>
     <w:lvl w:ilvl="8">
       <w:start w:val="1"/>
@@ -1508,6 +1611,7 @@
         </w:tabs>
         <w:ind w:start="3600" w:hanging="360"/>
       </w:pPr>
+      <w:rPr/>
     </w:lvl>
   </w:abstractNum>
   <w:abstractNum w:abstractNumId="6">
@@ -1535,6 +1639,7 @@
         </w:tabs>
         <w:ind w:start="1080" w:hanging="360"/>
       </w:pPr>
+      <w:rPr/>
     </w:lvl>
     <w:lvl w:ilvl="2">
       <w:start w:val="1"/>
@@ -1547,6 +1652,7 @@
         </w:tabs>
         <w:ind w:start="1440" w:hanging="360"/>
       </w:pPr>
+      <w:rPr/>
     </w:lvl>
     <w:lvl w:ilvl="3">
       <w:start w:val="1"/>
@@ -1559,6 +1665,7 @@
         </w:tabs>
         <w:ind w:start="1800" w:hanging="360"/>
       </w:pPr>
+      <w:rPr/>
     </w:lvl>
     <w:lvl w:ilvl="4">
       <w:start w:val="1"/>
@@ -1571,6 +1678,7 @@
         </w:tabs>
         <w:ind w:start="2160" w:hanging="360"/>
       </w:pPr>
+      <w:rPr/>
     </w:lvl>
     <w:lvl w:ilvl="5">
       <w:start w:val="1"/>
@@ -1583,6 +1691,7 @@
         </w:tabs>
         <w:ind w:start="2520" w:hanging="360"/>
       </w:pPr>
+      <w:rPr/>
     </w:lvl>
     <w:lvl w:ilvl="6">
       <w:start w:val="1"/>
@@ -1595,6 +1704,7 @@
         </w:tabs>
         <w:ind w:start="2880" w:hanging="360"/>
       </w:pPr>
+      <w:rPr/>
     </w:lvl>
     <w:lvl w:ilvl="7">
       <w:start w:val="1"/>
@@ -1607,6 +1717,7 @@
         </w:tabs>
         <w:ind w:start="3240" w:hanging="360"/>
       </w:pPr>
+      <w:rPr/>
     </w:lvl>
     <w:lvl w:ilvl="8">
       <w:start w:val="1"/>
@@ -1619,6 +1730,7 @@
         </w:tabs>
         <w:ind w:start="3600" w:hanging="360"/>
       </w:pPr>
+      <w:rPr/>
     </w:lvl>
   </w:abstractNum>
   <w:abstractNum w:abstractNumId="7">
@@ -1769,7 +1881,7 @@
   <w:docDefaults>
     <w:rPrDefault>
       <w:rPr>
-        <w:rFonts w:ascii="Cambria" w:hAnsi="Cambria" w:eastAsia="ＭＳ 明朝" w:cs="" w:asciiTheme="minorHAnsi" w:cstheme="minorBidi" w:eastAsiaTheme="minorEastAsia" w:hAnsiTheme="minorHAnsi"/>
+        <w:rFonts w:ascii="Cambria" w:hAnsi="Cambria" w:eastAsia="" w:cs="" w:asciiTheme="minorHAnsi" w:cstheme="minorBidi" w:eastAsiaTheme="minorEastAsia" w:hAnsiTheme="minorHAnsi"/>
         <w:sz w:val="22"/>
         <w:szCs w:val="22"/>
         <w:lang w:val="en-US" w:eastAsia="en-US" w:bidi="ar-SA"/>
@@ -1926,12 +2038,13 @@
     <w:rsid w:val="00fc693f"/>
     <w:pPr>
       <w:widowControl/>
+      <w:suppressAutoHyphens w:val="true"/>
       <w:bidi w:val="0"/>
       <w:spacing w:lineRule="auto" w:line="276" w:before="0" w:after="200"/>
       <w:jc w:val="start"/>
     </w:pPr>
     <w:rPr>
-      <w:rFonts w:ascii="Cambria" w:hAnsi="Cambria" w:eastAsia="ＭＳ 明朝" w:cs="" w:asciiTheme="minorHAnsi" w:cstheme="minorBidi" w:eastAsiaTheme="minorEastAsia" w:hAnsiTheme="minorHAnsi"/>
+      <w:rFonts w:ascii="Cambria" w:hAnsi="Cambria" w:eastAsia="" w:cs="" w:asciiTheme="minorHAnsi" w:cstheme="minorBidi" w:eastAsiaTheme="minorEastAsia" w:hAnsiTheme="minorHAnsi"/>
       <w:color w:val="auto"/>
       <w:kern w:val="0"/>
       <w:sz w:val="22"/>
@@ -1954,7 +2067,7 @@
       <w:outlineLvl w:val="0"/>
     </w:pPr>
     <w:rPr>
-      <w:rFonts w:ascii="Calibri" w:hAnsi="Calibri" w:eastAsia="ＭＳ ゴシック" w:cs="" w:asciiTheme="majorHAnsi" w:cstheme="majorBidi" w:eastAsiaTheme="majorEastAsia" w:hAnsiTheme="majorHAnsi"/>
+      <w:rFonts w:ascii="Calibri" w:hAnsi="Calibri" w:eastAsia="" w:cs="" w:asciiTheme="majorHAnsi" w:cstheme="majorBidi" w:eastAsiaTheme="majorEastAsia" w:hAnsiTheme="majorHAnsi"/>
       <w:b/>
       <w:bCs/>
       <w:color w:themeColor="accent1" w:themeShade="bf" w:val="365F91"/>
@@ -1978,7 +2091,7 @@
       <w:outlineLvl w:val="1"/>
     </w:pPr>
     <w:rPr>
-      <w:rFonts w:ascii="Calibri" w:hAnsi="Calibri" w:eastAsia="ＭＳ ゴシック" w:cs="" w:asciiTheme="majorHAnsi" w:cstheme="majorBidi" w:eastAsiaTheme="majorEastAsia" w:hAnsiTheme="majorHAnsi"/>
+      <w:rFonts w:ascii="Calibri" w:hAnsi="Calibri" w:eastAsia="" w:cs="" w:asciiTheme="majorHAnsi" w:cstheme="majorBidi" w:eastAsiaTheme="majorEastAsia" w:hAnsiTheme="majorHAnsi"/>
       <w:b/>
       <w:bCs/>
       <w:color w:themeColor="accent1" w:val="4F81BD"/>
@@ -2002,7 +2115,7 @@
       <w:outlineLvl w:val="2"/>
     </w:pPr>
     <w:rPr>
-      <w:rFonts w:ascii="Calibri" w:hAnsi="Calibri" w:eastAsia="ＭＳ ゴシック" w:cs="" w:asciiTheme="majorHAnsi" w:cstheme="majorBidi" w:eastAsiaTheme="majorEastAsia" w:hAnsiTheme="majorHAnsi"/>
+      <w:rFonts w:ascii="Calibri" w:hAnsi="Calibri" w:eastAsia="" w:cs="" w:asciiTheme="majorHAnsi" w:cstheme="majorBidi" w:eastAsiaTheme="majorEastAsia" w:hAnsiTheme="majorHAnsi"/>
       <w:b/>
       <w:bCs/>
       <w:color w:themeColor="accent1" w:val="4F81BD"/>
@@ -2025,7 +2138,7 @@
       <w:outlineLvl w:val="3"/>
     </w:pPr>
     <w:rPr>
-      <w:rFonts w:ascii="Calibri" w:hAnsi="Calibri" w:eastAsia="ＭＳ ゴシック" w:cs="" w:asciiTheme="majorHAnsi" w:cstheme="majorBidi" w:eastAsiaTheme="majorEastAsia" w:hAnsiTheme="majorHAnsi"/>
+      <w:rFonts w:ascii="Calibri" w:hAnsi="Calibri" w:eastAsia="" w:cs="" w:asciiTheme="majorHAnsi" w:cstheme="majorBidi" w:eastAsiaTheme="majorEastAsia" w:hAnsiTheme="majorHAnsi"/>
       <w:b/>
       <w:bCs/>
       <w:i/>
@@ -2050,7 +2163,7 @@
       <w:outlineLvl w:val="4"/>
     </w:pPr>
     <w:rPr>
-      <w:rFonts w:ascii="Calibri" w:hAnsi="Calibri" w:eastAsia="ＭＳ ゴシック" w:cs="" w:asciiTheme="majorHAnsi" w:cstheme="majorBidi" w:eastAsiaTheme="majorEastAsia" w:hAnsiTheme="majorHAnsi"/>
+      <w:rFonts w:ascii="Calibri" w:hAnsi="Calibri" w:eastAsia="" w:cs="" w:asciiTheme="majorHAnsi" w:cstheme="majorBidi" w:eastAsiaTheme="majorEastAsia" w:hAnsiTheme="majorHAnsi"/>
       <w:color w:themeColor="accent1" w:themeShade="7f" w:val="243F60"/>
     </w:rPr>
   </w:style>
@@ -2071,7 +2184,7 @@
       <w:outlineLvl w:val="5"/>
     </w:pPr>
     <w:rPr>
-      <w:rFonts w:ascii="Calibri" w:hAnsi="Calibri" w:eastAsia="ＭＳ ゴシック" w:cs="" w:asciiTheme="majorHAnsi" w:cstheme="majorBidi" w:eastAsiaTheme="majorEastAsia" w:hAnsiTheme="majorHAnsi"/>
+      <w:rFonts w:ascii="Calibri" w:hAnsi="Calibri" w:eastAsia="" w:cs="" w:asciiTheme="majorHAnsi" w:cstheme="majorBidi" w:eastAsiaTheme="majorEastAsia" w:hAnsiTheme="majorHAnsi"/>
       <w:i/>
       <w:iCs/>
       <w:color w:themeColor="accent1" w:themeShade="7f" w:val="243F60"/>
@@ -2094,7 +2207,7 @@
       <w:outlineLvl w:val="6"/>
     </w:pPr>
     <w:rPr>
-      <w:rFonts w:ascii="Calibri" w:hAnsi="Calibri" w:eastAsia="ＭＳ ゴシック" w:cs="" w:asciiTheme="majorHAnsi" w:cstheme="majorBidi" w:eastAsiaTheme="majorEastAsia" w:hAnsiTheme="majorHAnsi"/>
+      <w:rFonts w:ascii="Calibri" w:hAnsi="Calibri" w:eastAsia="" w:cs="" w:asciiTheme="majorHAnsi" w:cstheme="majorBidi" w:eastAsiaTheme="majorEastAsia" w:hAnsiTheme="majorHAnsi"/>
       <w:i/>
       <w:iCs/>
       <w:color w:themeColor="text1" w:themeTint="bf" w:val="404040"/>
@@ -2117,7 +2230,7 @@
       <w:outlineLvl w:val="7"/>
     </w:pPr>
     <w:rPr>
-      <w:rFonts w:ascii="Calibri" w:hAnsi="Calibri" w:eastAsia="ＭＳ ゴシック" w:cs="" w:asciiTheme="majorHAnsi" w:cstheme="majorBidi" w:eastAsiaTheme="majorEastAsia" w:hAnsiTheme="majorHAnsi"/>
+      <w:rFonts w:ascii="Calibri" w:hAnsi="Calibri" w:eastAsia="" w:cs="" w:asciiTheme="majorHAnsi" w:cstheme="majorBidi" w:eastAsiaTheme="majorEastAsia" w:hAnsiTheme="majorHAnsi"/>
       <w:color w:themeColor="accent1" w:val="4F81BD"/>
       <w:sz w:val="20"/>
       <w:szCs w:val="20"/>
@@ -2140,7 +2253,7 @@
       <w:outlineLvl w:val="8"/>
     </w:pPr>
     <w:rPr>
-      <w:rFonts w:ascii="Calibri" w:hAnsi="Calibri" w:eastAsia="ＭＳ ゴシック" w:cs="" w:asciiTheme="majorHAnsi" w:cstheme="majorBidi" w:eastAsiaTheme="majorEastAsia" w:hAnsiTheme="majorHAnsi"/>
+      <w:rFonts w:ascii="Calibri" w:hAnsi="Calibri" w:eastAsia="" w:cs="" w:asciiTheme="majorHAnsi" w:cstheme="majorBidi" w:eastAsiaTheme="majorEastAsia" w:hAnsiTheme="majorHAnsi"/>
       <w:i/>
       <w:iCs/>
       <w:color w:themeColor="text1" w:themeTint="bf" w:val="404040"/>
@@ -2179,7 +2292,7 @@
     <w:qFormat/>
     <w:rsid w:val="00fc693f"/>
     <w:rPr>
-      <w:rFonts w:ascii="Calibri" w:hAnsi="Calibri" w:eastAsia="ＭＳ ゴシック" w:cs="" w:asciiTheme="majorHAnsi" w:cstheme="majorBidi" w:eastAsiaTheme="majorEastAsia" w:hAnsiTheme="majorHAnsi"/>
+      <w:rFonts w:ascii="Calibri" w:hAnsi="Calibri" w:eastAsia="" w:cs="" w:asciiTheme="majorHAnsi" w:cstheme="majorBidi" w:eastAsiaTheme="majorEastAsia" w:hAnsiTheme="majorHAnsi"/>
       <w:b/>
       <w:bCs/>
       <w:color w:themeColor="accent1" w:themeShade="bf" w:val="365F91"/>
@@ -2194,7 +2307,7 @@
     <w:qFormat/>
     <w:rsid w:val="00fc693f"/>
     <w:rPr>
-      <w:rFonts w:ascii="Calibri" w:hAnsi="Calibri" w:eastAsia="ＭＳ ゴシック" w:cs="" w:asciiTheme="majorHAnsi" w:cstheme="majorBidi" w:eastAsiaTheme="majorEastAsia" w:hAnsiTheme="majorHAnsi"/>
+      <w:rFonts w:ascii="Calibri" w:hAnsi="Calibri" w:eastAsia="" w:cs="" w:asciiTheme="majorHAnsi" w:cstheme="majorBidi" w:eastAsiaTheme="majorEastAsia" w:hAnsiTheme="majorHAnsi"/>
       <w:b/>
       <w:bCs/>
       <w:color w:themeColor="accent1" w:val="4F81BD"/>
@@ -2209,7 +2322,7 @@
     <w:qFormat/>
     <w:rsid w:val="00fc693f"/>
     <w:rPr>
-      <w:rFonts w:ascii="Calibri" w:hAnsi="Calibri" w:eastAsia="ＭＳ ゴシック" w:cs="" w:asciiTheme="majorHAnsi" w:cstheme="majorBidi" w:eastAsiaTheme="majorEastAsia" w:hAnsiTheme="majorHAnsi"/>
+      <w:rFonts w:ascii="Calibri" w:hAnsi="Calibri" w:eastAsia="" w:cs="" w:asciiTheme="majorHAnsi" w:cstheme="majorBidi" w:eastAsiaTheme="majorEastAsia" w:hAnsiTheme="majorHAnsi"/>
       <w:b/>
       <w:bCs/>
       <w:color w:themeColor="accent1" w:val="4F81BD"/>
@@ -2222,7 +2335,7 @@
     <w:qFormat/>
     <w:rsid w:val="00fc693f"/>
     <w:rPr>
-      <w:rFonts w:ascii="Calibri" w:hAnsi="Calibri" w:eastAsia="ＭＳ ゴシック" w:cs="" w:asciiTheme="majorHAnsi" w:cstheme="majorBidi" w:eastAsiaTheme="majorEastAsia" w:hAnsiTheme="majorHAnsi"/>
+      <w:rFonts w:ascii="Calibri" w:hAnsi="Calibri" w:eastAsia="" w:cs="" w:asciiTheme="majorHAnsi" w:cstheme="majorBidi" w:eastAsiaTheme="majorEastAsia" w:hAnsiTheme="majorHAnsi"/>
       <w:color w:themeColor="text2" w:themeShade="bf" w:val="17365D"/>
       <w:spacing w:val="5"/>
       <w:kern w:val="2"/>
@@ -2237,7 +2350,7 @@
     <w:qFormat/>
     <w:rsid w:val="00fc693f"/>
     <w:rPr>
-      <w:rFonts w:ascii="Calibri" w:hAnsi="Calibri" w:eastAsia="ＭＳ ゴシック" w:cs="" w:asciiTheme="majorHAnsi" w:cstheme="majorBidi" w:eastAsiaTheme="majorEastAsia" w:hAnsiTheme="majorHAnsi"/>
+      <w:rFonts w:ascii="Calibri" w:hAnsi="Calibri" w:eastAsia="" w:cs="" w:asciiTheme="majorHAnsi" w:cstheme="majorBidi" w:eastAsiaTheme="majorEastAsia" w:hAnsiTheme="majorHAnsi"/>
       <w:i/>
       <w:iCs/>
       <w:color w:themeColor="accent1" w:val="4F81BD"/>
@@ -2309,7 +2422,7 @@
     <w:qFormat/>
     <w:rsid w:val="00fc693f"/>
     <w:rPr>
-      <w:rFonts w:ascii="Calibri" w:hAnsi="Calibri" w:eastAsia="ＭＳ ゴシック" w:cs="" w:asciiTheme="majorHAnsi" w:cstheme="majorBidi" w:eastAsiaTheme="majorEastAsia" w:hAnsiTheme="majorHAnsi"/>
+      <w:rFonts w:ascii="Calibri" w:hAnsi="Calibri" w:eastAsia="" w:cs="" w:asciiTheme="majorHAnsi" w:cstheme="majorBidi" w:eastAsiaTheme="majorEastAsia" w:hAnsiTheme="majorHAnsi"/>
       <w:b/>
       <w:bCs/>
       <w:i/>
@@ -2325,7 +2438,7 @@
     <w:qFormat/>
     <w:rsid w:val="00fc693f"/>
     <w:rPr>
-      <w:rFonts w:ascii="Calibri" w:hAnsi="Calibri" w:eastAsia="ＭＳ ゴシック" w:cs="" w:asciiTheme="majorHAnsi" w:cstheme="majorBidi" w:eastAsiaTheme="majorEastAsia" w:hAnsiTheme="majorHAnsi"/>
+      <w:rFonts w:ascii="Calibri" w:hAnsi="Calibri" w:eastAsia="" w:cs="" w:asciiTheme="majorHAnsi" w:cstheme="majorBidi" w:eastAsiaTheme="majorEastAsia" w:hAnsiTheme="majorHAnsi"/>
       <w:color w:themeColor="accent1" w:themeShade="7f" w:val="243F60"/>
     </w:rPr>
   </w:style>
@@ -2337,7 +2450,7 @@
     <w:qFormat/>
     <w:rsid w:val="00fc693f"/>
     <w:rPr>
-      <w:rFonts w:ascii="Calibri" w:hAnsi="Calibri" w:eastAsia="ＭＳ ゴシック" w:cs="" w:asciiTheme="majorHAnsi" w:cstheme="majorBidi" w:eastAsiaTheme="majorEastAsia" w:hAnsiTheme="majorHAnsi"/>
+      <w:rFonts w:ascii="Calibri" w:hAnsi="Calibri" w:eastAsia="" w:cs="" w:asciiTheme="majorHAnsi" w:cstheme="majorBidi" w:eastAsiaTheme="majorEastAsia" w:hAnsiTheme="majorHAnsi"/>
       <w:i/>
       <w:iCs/>
       <w:color w:themeColor="accent1" w:themeShade="7f" w:val="243F60"/>
@@ -2351,7 +2464,7 @@
     <w:qFormat/>
     <w:rsid w:val="00fc693f"/>
     <w:rPr>
-      <w:rFonts w:ascii="Calibri" w:hAnsi="Calibri" w:eastAsia="ＭＳ ゴシック" w:cs="" w:asciiTheme="majorHAnsi" w:cstheme="majorBidi" w:eastAsiaTheme="majorEastAsia" w:hAnsiTheme="majorHAnsi"/>
+      <w:rFonts w:ascii="Calibri" w:hAnsi="Calibri" w:eastAsia="" w:cs="" w:asciiTheme="majorHAnsi" w:cstheme="majorBidi" w:eastAsiaTheme="majorEastAsia" w:hAnsiTheme="majorHAnsi"/>
       <w:i/>
       <w:iCs/>
       <w:color w:themeColor="text1" w:themeTint="bf" w:val="404040"/>
@@ -2365,7 +2478,7 @@
     <w:qFormat/>
     <w:rsid w:val="00fc693f"/>
     <w:rPr>
-      <w:rFonts w:ascii="Calibri" w:hAnsi="Calibri" w:eastAsia="ＭＳ ゴシック" w:cs="" w:asciiTheme="majorHAnsi" w:cstheme="majorBidi" w:eastAsiaTheme="majorEastAsia" w:hAnsiTheme="majorHAnsi"/>
+      <w:rFonts w:ascii="Calibri" w:hAnsi="Calibri" w:eastAsia="" w:cs="" w:asciiTheme="majorHAnsi" w:cstheme="majorBidi" w:eastAsiaTheme="majorEastAsia" w:hAnsiTheme="majorHAnsi"/>
       <w:color w:themeColor="accent1" w:val="4F81BD"/>
       <w:sz w:val="20"/>
       <w:szCs w:val="20"/>
@@ -2379,7 +2492,7 @@
     <w:qFormat/>
     <w:rsid w:val="00fc693f"/>
     <w:rPr>
-      <w:rFonts w:ascii="Calibri" w:hAnsi="Calibri" w:eastAsia="ＭＳ ゴシック" w:cs="" w:asciiTheme="majorHAnsi" w:cstheme="majorBidi" w:eastAsiaTheme="majorEastAsia" w:hAnsiTheme="majorHAnsi"/>
+      <w:rFonts w:ascii="Calibri" w:hAnsi="Calibri" w:eastAsia="" w:cs="" w:asciiTheme="majorHAnsi" w:cstheme="majorBidi" w:eastAsiaTheme="majorEastAsia" w:hAnsiTheme="majorHAnsi"/>
       <w:i/>
       <w:iCs/>
       <w:color w:themeColor="text1" w:themeTint="bf" w:val="404040"/>
@@ -2575,6 +2688,39 @@
       <w:rFonts w:cs="Lucida Sans"/>
     </w:rPr>
   </w:style>
+  <w:style w:type="paragraph" w:styleId="user">
+    <w:name w:val="Заголовок (user)"/>
+    <w:basedOn w:val="Normal"/>
+    <w:next w:val="BodyText"/>
+    <w:qFormat/>
+    <w:pPr>
+      <w:keepNext w:val="true"/>
+      <w:spacing w:before="240" w:after="120"/>
+    </w:pPr>
+    <w:rPr>
+      <w:rFonts w:ascii="Liberation Sans" w:hAnsi="Liberation Sans" w:eastAsia="Microsoft YaHei" w:cs="Lucida Sans"/>
+      <w:sz w:val="28"/>
+      <w:szCs w:val="28"/>
+    </w:rPr>
+  </w:style>
+  <w:style w:type="paragraph" w:styleId="user1">
+    <w:name w:val="Указатель (user)"/>
+    <w:basedOn w:val="Normal"/>
+    <w:qFormat/>
+    <w:pPr>
+      <w:suppressLineNumbers/>
+    </w:pPr>
+    <w:rPr>
+      <w:rFonts w:cs="Lucida Sans"/>
+    </w:rPr>
+  </w:style>
+  <w:style w:type="paragraph" w:styleId="user2">
+    <w:name w:val="Колонтитулы (user)"/>
+    <w:basedOn w:val="Normal"/>
+    <w:qFormat/>
+    <w:pPr/>
+    <w:rPr/>
+  </w:style>
   <w:style w:type="paragraph" w:styleId="Style7">
     <w:name w:val="Колонтитулы"/>
     <w:basedOn w:val="Normal"/>
@@ -2623,12 +2769,13 @@
     <w:rsid w:val="00fc693f"/>
     <w:pPr>
       <w:widowControl/>
+      <w:suppressAutoHyphens w:val="true"/>
       <w:bidi w:val="0"/>
       <w:spacing w:lineRule="auto" w:line="240" w:before="0" w:after="0"/>
       <w:jc w:val="start"/>
     </w:pPr>
     <w:rPr>
-      <w:rFonts w:ascii="Cambria" w:hAnsi="Cambria" w:eastAsia="ＭＳ 明朝" w:cs="" w:asciiTheme="minorHAnsi" w:cstheme="minorBidi" w:eastAsiaTheme="minorEastAsia" w:hAnsiTheme="minorHAnsi"/>
+      <w:rFonts w:ascii="Cambria" w:hAnsi="Cambria" w:eastAsia="" w:cs="" w:asciiTheme="minorHAnsi" w:cstheme="minorBidi" w:eastAsiaTheme="minorEastAsia" w:hAnsiTheme="minorHAnsi"/>
       <w:color w:val="auto"/>
       <w:kern w:val="0"/>
       <w:sz w:val="22"/>
@@ -2652,7 +2799,7 @@
       <w:contextualSpacing/>
     </w:pPr>
     <w:rPr>
-      <w:rFonts w:ascii="Calibri" w:hAnsi="Calibri" w:eastAsia="ＭＳ ゴシック" w:cs="" w:asciiTheme="majorHAnsi" w:cstheme="majorBidi" w:eastAsiaTheme="majorEastAsia" w:hAnsiTheme="majorHAnsi"/>
+      <w:rFonts w:ascii="Calibri" w:hAnsi="Calibri" w:eastAsia="" w:cs="" w:asciiTheme="majorHAnsi" w:cstheme="majorBidi" w:eastAsiaTheme="majorEastAsia" w:hAnsiTheme="majorHAnsi"/>
       <w:color w:themeColor="text2" w:themeShade="bf" w:val="17365D"/>
       <w:spacing w:val="5"/>
       <w:kern w:val="2"/>
@@ -2670,7 +2817,7 @@
     <w:rsid w:val="00fc693f"/>
     <w:pPr/>
     <w:rPr>
-      <w:rFonts w:ascii="Calibri" w:hAnsi="Calibri" w:eastAsia="ＭＳ ゴシック" w:cs="" w:asciiTheme="majorHAnsi" w:cstheme="majorBidi" w:eastAsiaTheme="majorEastAsia" w:hAnsiTheme="majorHAnsi"/>
+      <w:rFonts w:ascii="Calibri" w:hAnsi="Calibri" w:eastAsia="" w:cs="" w:asciiTheme="majorHAnsi" w:cstheme="majorBidi" w:eastAsiaTheme="majorEastAsia" w:hAnsiTheme="majorHAnsi"/>
       <w:i/>
       <w:iCs/>
       <w:color w:themeColor="accent1" w:val="4F81BD"/>
@@ -2903,12 +3050,13 @@
         <w:tab w:val="left" w:pos="3456" w:leader="none"/>
         <w:tab w:val="left" w:pos="4032" w:leader="none"/>
       </w:tabs>
+      <w:suppressAutoHyphens w:val="true"/>
       <w:bidi w:val="0"/>
       <w:spacing w:lineRule="auto" w:line="276" w:before="0" w:after="200"/>
       <w:jc w:val="start"/>
     </w:pPr>
     <w:rPr>
-      <w:rFonts w:ascii="Courier" w:hAnsi="Courier" w:eastAsia="ＭＳ 明朝" w:cs="" w:cstheme="minorBidi" w:eastAsiaTheme="minorEastAsia"/>
+      <w:rFonts w:ascii="Courier" w:hAnsi="Courier" w:eastAsia="" w:cs="" w:cstheme="minorBidi" w:eastAsiaTheme="minorEastAsia"/>
       <w:color w:val="auto"/>
       <w:kern w:val="0"/>
       <w:sz w:val="20"/>
@@ -2956,7 +3104,7 @@
   </w:style>
   <w:style w:type="paragraph" w:styleId="IndexHeading">
     <w:name w:val="index heading"/>
-    <w:basedOn w:val="Style5"/>
+    <w:basedOn w:val="user"/>
     <w:pPr/>
     <w:rPr/>
   </w:style>
@@ -2974,8 +3122,8 @@
     </w:pPr>
     <w:rPr/>
   </w:style>
-  <w:style w:type="numbering" w:styleId="Style8" w:default="1">
-    <w:name w:val="Без списка"/>
+  <w:style w:type="numbering" w:styleId="user3" w:default="1">
+    <w:name w:val="Без списка (user)"/>
     <w:uiPriority w:val="99"/>
     <w:semiHidden/>
     <w:unhideWhenUsed/>
@@ -6106,7 +6254,6 @@
       <w:pPr>
         <w:spacing w:before="0" w:after="0" w:line="240" w:lineRule="auto"/>
       </w:pPr>
-      <w:rPr/>
       <w:tblPr/>
       <w:tcPr>
         <w:tcBorders>
@@ -6252,7 +6399,6 @@
       <w:pPr>
         <w:spacing w:before="0" w:after="0" w:line="240" w:lineRule="auto"/>
       </w:pPr>
-      <w:rPr/>
       <w:tblPr/>
       <w:tcPr>
         <w:tcBorders>
@@ -6398,7 +6544,6 @@
       <w:pPr>
         <w:spacing w:before="0" w:after="0" w:line="240" w:lineRule="auto"/>
       </w:pPr>
-      <w:rPr/>
       <w:tblPr/>
       <w:tcPr>
         <w:tcBorders>
@@ -6544,7 +6689,6 @@
       <w:pPr>
         <w:spacing w:before="0" w:after="0" w:line="240" w:lineRule="auto"/>
       </w:pPr>
-      <w:rPr/>
       <w:tblPr/>
       <w:tcPr>
         <w:tcBorders>
@@ -6690,7 +6834,6 @@
       <w:pPr>
         <w:spacing w:before="0" w:after="0" w:line="240" w:lineRule="auto"/>
       </w:pPr>
-      <w:rPr/>
       <w:tblPr/>
       <w:tcPr>
         <w:tcBorders>
@@ -6836,7 +6979,6 @@
       <w:pPr>
         <w:spacing w:before="0" w:after="0" w:line="240" w:lineRule="auto"/>
       </w:pPr>
-      <w:rPr/>
       <w:tblPr/>
       <w:tcPr>
         <w:tcBorders>
@@ -6982,7 +7124,6 @@
       <w:pPr>
         <w:spacing w:before="0" w:after="0" w:line="240" w:lineRule="auto"/>
       </w:pPr>
-      <w:rPr/>
       <w:tblPr/>
       <w:tcPr>
         <w:tcBorders>
